--- a/Tailored_CVs/Shinoy_CB_Test_Engineer.docx
+++ b/Tailored_CVs/Shinoy_CB_Test_Engineer.docx
@@ -70,7 +70,7 @@
           <w:b w:val="0"/>
           <w:sz w:val="19"/>
         </w:rPr>
-        <w:t>I am a QA Automation Engineer with over 8 years of experience building reliable test frameworks using Selenium, Playwright, and Cucumber. In my recent work, I have focused on bridging the gap between development and testing by setting up automated pipelines and using tools like Gemini Code Assist to streamline test generation. I am currently based in Amstelveen with a valid EU residence permit and am looking to bring my practical testing background to the team at CB.</w:t>
+        <w:t>QA Automation Engineer with over 8 years of experience building reliable testing frameworks using Java Selenium, Playwright, and Cucumber. I work closely with developers and product owners to translate quality goals into practical automation strategies. Currently holding an EU residence permit, I am available to start immediately and eager to help improve software quality at CB.</w:t>
       </w:r>
     </w:p>
     <w:p>
@@ -288,7 +288,7 @@
           <w:b w:val="0"/>
           <w:sz w:val="18"/>
         </w:rPr>
-        <w:t>▸ Migrated legacy SeleniumJava test suites to Playwright TypeScript for critical credit workflows, cutting execution time by 20% and improving overall script stability.</w:t>
+        <w:t>▸ Migrated a SeleniumJava framework to Playwright TypeScript for critical workflows, increasing execution efficiency by 20%.</w:t>
       </w:r>
     </w:p>
     <w:p>
@@ -301,7 +301,7 @@
           <w:b w:val="0"/>
           <w:sz w:val="18"/>
         </w:rPr>
-        <w:t>▸ Built test automation frameworks from scratch using Java Selenium and BDD Cucumber for complex payment processing systems.</w:t>
+        <w:t>▸ Created a test automation framework from scratch using Java Selenium and BDD Cucumber for payment processing systems.</w:t>
       </w:r>
     </w:p>
     <w:p>
@@ -314,7 +314,7 @@
           <w:b w:val="0"/>
           <w:sz w:val="18"/>
         </w:rPr>
-        <w:t>▸ Integrated Jenkins pipelines with AWS and Terraform to run scheduled regression builds and maintain reliable test environments across releases.</w:t>
+        <w:t>▸ Executed complex Oracle SQL queries to validate backend datasets and ensure strict data integrity across workflows.</w:t>
       </w:r>
     </w:p>
     <w:p>
@@ -327,7 +327,7 @@
           <w:b w:val="0"/>
           <w:sz w:val="18"/>
         </w:rPr>
-        <w:t>▸ Streamlined test script generation and deployment tasks by using Gemini Code Assist to speed up daily automation workflows.</w:t>
+        <w:t>▸ Integrated Jenkins CI/CD pipelines and scheduled automated regression test builds to support rapid deployment cycles.</w:t>
       </w:r>
     </w:p>
     <w:p>
